--- a/artifacts/bids/2026-02-04/zayavka_2026-02-04.docx
+++ b/artifacts/bids/2026-02-04/zayavka_2026-02-04.docx
@@ -254,7 +254,7 @@
               <w:jc w:val="right"/>
             </w:pPr>
             <w:r>
-              <w:t>1,399</w:t>
+              <w:t>1,381</w:t>
             </w:r>
           </w:p>
         </w:tc>
@@ -277,7 +277,7 @@
               <w:jc w:val="right"/>
             </w:pPr>
             <w:r>
-              <w:t>0,807</w:t>
+              <w:t>0,825</w:t>
             </w:r>
           </w:p>
         </w:tc>
@@ -302,7 +302,7 @@
               <w:jc w:val="right"/>
             </w:pPr>
             <w:r>
-              <w:t>1,091</w:t>
+              <w:t>1,099</w:t>
             </w:r>
           </w:p>
         </w:tc>
@@ -325,7 +325,7 @@
               <w:jc w:val="right"/>
             </w:pPr>
             <w:r>
-              <w:t>0,704</w:t>
+              <w:t>0,707</w:t>
             </w:r>
           </w:p>
         </w:tc>
@@ -350,7 +350,7 @@
               <w:jc w:val="right"/>
             </w:pPr>
             <w:r>
-              <w:t>1,131</w:t>
+              <w:t>1,111</w:t>
             </w:r>
           </w:p>
         </w:tc>
@@ -373,7 +373,7 @@
               <w:jc w:val="right"/>
             </w:pPr>
             <w:r>
-              <w:t>0,410</w:t>
+              <w:t>0,396</w:t>
             </w:r>
           </w:p>
         </w:tc>
@@ -398,7 +398,7 @@
               <w:jc w:val="right"/>
             </w:pPr>
             <w:r>
-              <w:t>1,215</w:t>
+              <w:t>1,201</w:t>
             </w:r>
           </w:p>
         </w:tc>
@@ -421,7 +421,7 @@
               <w:jc w:val="right"/>
             </w:pPr>
             <w:r>
-              <w:t>0,571</w:t>
+              <w:t>0,592</w:t>
             </w:r>
           </w:p>
         </w:tc>
@@ -446,7 +446,7 @@
               <w:jc w:val="right"/>
             </w:pPr>
             <w:r>
-              <w:t>1,203</w:t>
+              <w:t>1,198</w:t>
             </w:r>
           </w:p>
         </w:tc>
@@ -494,7 +494,7 @@
               <w:jc w:val="right"/>
             </w:pPr>
             <w:r>
-              <w:t>1,166</w:t>
+              <w:t>1,173</w:t>
             </w:r>
           </w:p>
         </w:tc>
@@ -517,7 +517,7 @@
               <w:jc w:val="right"/>
             </w:pPr>
             <w:r>
-              <w:t>0,290</w:t>
+              <w:t>0,278</w:t>
             </w:r>
           </w:p>
         </w:tc>
@@ -542,7 +542,7 @@
               <w:jc w:val="right"/>
             </w:pPr>
             <w:r>
-              <w:t>1,411</w:t>
+              <w:t>1,386</w:t>
             </w:r>
           </w:p>
         </w:tc>
@@ -565,7 +565,7 @@
               <w:jc w:val="right"/>
             </w:pPr>
             <w:r>
-              <w:t>0,473</w:t>
+              <w:t>0,451</w:t>
             </w:r>
           </w:p>
         </w:tc>
@@ -590,7 +590,7 @@
               <w:jc w:val="right"/>
             </w:pPr>
             <w:r>
-              <w:t>1,542</w:t>
+              <w:t>1,562</w:t>
             </w:r>
           </w:p>
         </w:tc>
@@ -613,7 +613,7 @@
               <w:jc w:val="right"/>
             </w:pPr>
             <w:r>
-              <w:t>1,198</w:t>
+              <w:t>1,173</w:t>
             </w:r>
           </w:p>
         </w:tc>
@@ -638,7 +638,7 @@
               <w:jc w:val="right"/>
             </w:pPr>
             <w:r>
-              <w:t>1,243</w:t>
+              <w:t>1,234</w:t>
             </w:r>
           </w:p>
         </w:tc>
@@ -661,7 +661,7 @@
               <w:jc w:val="right"/>
             </w:pPr>
             <w:r>
-              <w:t>2,444</w:t>
+              <w:t>2,478</w:t>
             </w:r>
           </w:p>
         </w:tc>
@@ -686,7 +686,7 @@
               <w:jc w:val="right"/>
             </w:pPr>
             <w:r>
-              <w:t>1,181</w:t>
+              <w:t>1,163</w:t>
             </w:r>
           </w:p>
         </w:tc>
@@ -709,7 +709,7 @@
               <w:jc w:val="right"/>
             </w:pPr>
             <w:r>
-              <w:t>3,355</w:t>
+              <w:t>3,388</w:t>
             </w:r>
           </w:p>
         </w:tc>
@@ -734,7 +734,7 @@
               <w:jc w:val="right"/>
             </w:pPr>
             <w:r>
-              <w:t>1,003</w:t>
+              <w:t>1,007</w:t>
             </w:r>
           </w:p>
         </w:tc>
@@ -757,7 +757,7 @@
               <w:jc w:val="right"/>
             </w:pPr>
             <w:r>
-              <w:t>4,652</w:t>
+              <w:t>4,662</w:t>
             </w:r>
           </w:p>
         </w:tc>
@@ -782,7 +782,7 @@
               <w:jc w:val="right"/>
             </w:pPr>
             <w:r>
-              <w:t>0,833</w:t>
+              <w:t>0,822</w:t>
             </w:r>
           </w:p>
         </w:tc>
@@ -805,7 +805,7 @@
               <w:jc w:val="right"/>
             </w:pPr>
             <w:r>
-              <w:t>4,762</w:t>
+              <w:t>4,750</w:t>
             </w:r>
           </w:p>
         </w:tc>
@@ -821,7 +821,7 @@
         <w:rPr>
           <w:b/>
         </w:rPr>
-        <w:t>Итого за сутки: 34,746 МВт·ч.</w:t>
+        <w:t>Итого за сутки: 34,699 МВт·ч.</w:t>
       </w:r>
     </w:p>
     <w:p>
@@ -834,7 +834,7 @@
     </w:p>
     <w:p>
       <w:r>
-        <w:t>Прогноз 100dc6afcb5d, сформирован 03.02.2026 05:00 (Астана); модель windcast-0.1.0-cascade+direct; погода: Open-Meteo Previous Runs: ECMWF IFS, ECMWF AIFS, ICON, GFS, UKMO, GEM, CMA, выпуск 2026-02-02 18:00:00 UTC.</w:t>
+        <w:t>Прогноз b986686083a6, сформирован 03.02.2026 05:00 (Астана); модель windcast-0.1.0-cascade+direct; погода: Open-Meteo Previous Runs: ECMWF IFS, ECMWF AIFS, ICON, GFS, UKMO, GEM, CMA, выпуск 2026-02-02 18:00:00 UTC.</w:t>
       </w:r>
     </w:p>
     <w:tbl>
@@ -940,7 +940,7 @@
           </w:tcPr>
           <w:p>
             <w:r>
-              <w:t>0,024</w:t>
+              <w:t>0,025</w:t>
             </w:r>
           </w:p>
         </w:tc>
@@ -950,7 +950,7 @@
           </w:tcPr>
           <w:p>
             <w:r>
-              <w:t>1,399</w:t>
+              <w:t>1,381</w:t>
             </w:r>
           </w:p>
         </w:tc>
@@ -960,7 +960,7 @@
           </w:tcPr>
           <w:p>
             <w:r>
-              <w:t>3,659</w:t>
+              <w:t>3,658</w:t>
             </w:r>
           </w:p>
         </w:tc>
@@ -1002,7 +1002,7 @@
           </w:tcPr>
           <w:p>
             <w:r>
-              <w:t>0,042</w:t>
+              <w:t>0,046</w:t>
             </w:r>
           </w:p>
         </w:tc>
@@ -1012,7 +1012,7 @@
           </w:tcPr>
           <w:p>
             <w:r>
-              <w:t>1,091</w:t>
+              <w:t>1,099</w:t>
             </w:r>
           </w:p>
         </w:tc>
@@ -1022,7 +1022,7 @@
           </w:tcPr>
           <w:p>
             <w:r>
-              <w:t>3,787</w:t>
+              <w:t>3,750</w:t>
             </w:r>
           </w:p>
         </w:tc>
@@ -1064,7 +1064,7 @@
           </w:tcPr>
           <w:p>
             <w:r>
-              <w:t>0,002</w:t>
+              <w:t>0,001</w:t>
             </w:r>
           </w:p>
         </w:tc>
@@ -1074,7 +1074,7 @@
           </w:tcPr>
           <w:p>
             <w:r>
-              <w:t>1,131</w:t>
+              <w:t>1,111</w:t>
             </w:r>
           </w:p>
         </w:tc>
@@ -1084,7 +1084,7 @@
           </w:tcPr>
           <w:p>
             <w:r>
-              <w:t>3,761</w:t>
+              <w:t>3,793</w:t>
             </w:r>
           </w:p>
         </w:tc>
@@ -1126,7 +1126,7 @@
           </w:tcPr>
           <w:p>
             <w:r>
-              <w:t>0,056</w:t>
+              <w:t>0,049</w:t>
             </w:r>
           </w:p>
         </w:tc>
@@ -1136,7 +1136,7 @@
           </w:tcPr>
           <w:p>
             <w:r>
-              <w:t>1,215</w:t>
+              <w:t>1,201</w:t>
             </w:r>
           </w:p>
         </w:tc>
@@ -1146,7 +1146,7 @@
           </w:tcPr>
           <w:p>
             <w:r>
-              <w:t>4,111</w:t>
+              <w:t>4,115</w:t>
             </w:r>
           </w:p>
         </w:tc>
@@ -1156,7 +1156,7 @@
           </w:tcPr>
           <w:p>
             <w:r>
-              <w:t>6.3</w:t>
+              <w:t>6.2</w:t>
             </w:r>
           </w:p>
         </w:tc>
@@ -1188,7 +1188,7 @@
           </w:tcPr>
           <w:p>
             <w:r>
-              <w:t>0,048</w:t>
+              <w:t>0,046</w:t>
             </w:r>
           </w:p>
         </w:tc>
@@ -1198,7 +1198,7 @@
           </w:tcPr>
           <w:p>
             <w:r>
-              <w:t>1,203</w:t>
+              <w:t>1,198</w:t>
             </w:r>
           </w:p>
         </w:tc>
@@ -1208,7 +1208,7 @@
           </w:tcPr>
           <w:p>
             <w:r>
-              <w:t>4,119</w:t>
+              <w:t>4,097</w:t>
             </w:r>
           </w:p>
         </w:tc>
@@ -1250,7 +1250,7 @@
           </w:tcPr>
           <w:p>
             <w:r>
-              <w:t>0,087</w:t>
+              <w:t>0,091</w:t>
             </w:r>
           </w:p>
         </w:tc>
@@ -1260,7 +1260,7 @@
           </w:tcPr>
           <w:p>
             <w:r>
-              <w:t>1,166</w:t>
+              <w:t>1,173</w:t>
             </w:r>
           </w:p>
         </w:tc>
@@ -1270,7 +1270,7 @@
           </w:tcPr>
           <w:p>
             <w:r>
-              <w:t>3,966</w:t>
+              <w:t>4,025</w:t>
             </w:r>
           </w:p>
         </w:tc>
@@ -1312,7 +1312,7 @@
           </w:tcPr>
           <w:p>
             <w:r>
-              <w:t>0,130</w:t>
+              <w:t>0,127</w:t>
             </w:r>
           </w:p>
         </w:tc>
@@ -1322,7 +1322,7 @@
           </w:tcPr>
           <w:p>
             <w:r>
-              <w:t>1,411</w:t>
+              <w:t>1,386</w:t>
             </w:r>
           </w:p>
         </w:tc>
@@ -1332,7 +1332,7 @@
           </w:tcPr>
           <w:p>
             <w:r>
-              <w:t>4,091</w:t>
+              <w:t>4,067</w:t>
             </w:r>
           </w:p>
         </w:tc>
@@ -1374,7 +1374,7 @@
           </w:tcPr>
           <w:p>
             <w:r>
-              <w:t>0,091</w:t>
+              <w:t>0,089</w:t>
             </w:r>
           </w:p>
         </w:tc>
@@ -1384,7 +1384,7 @@
           </w:tcPr>
           <w:p>
             <w:r>
-              <w:t>1,542</w:t>
+              <w:t>1,562</w:t>
             </w:r>
           </w:p>
         </w:tc>
@@ -1394,7 +1394,7 @@
           </w:tcPr>
           <w:p>
             <w:r>
-              <w:t>3,947</w:t>
+              <w:t>3,954</w:t>
             </w:r>
           </w:p>
         </w:tc>
@@ -1404,7 +1404,7 @@
           </w:tcPr>
           <w:p>
             <w:r>
-              <w:t>6.4</w:t>
+              <w:t>6.5</w:t>
             </w:r>
           </w:p>
         </w:tc>
@@ -1436,7 +1436,7 @@
           </w:tcPr>
           <w:p>
             <w:r>
-              <w:t>0,051</w:t>
+              <w:t>0,047</w:t>
             </w:r>
           </w:p>
         </w:tc>
@@ -1446,7 +1446,7 @@
           </w:tcPr>
           <w:p>
             <w:r>
-              <w:t>1,243</w:t>
+              <w:t>1,234</w:t>
             </w:r>
           </w:p>
         </w:tc>
@@ -1456,7 +1456,7 @@
           </w:tcPr>
           <w:p>
             <w:r>
-              <w:t>4,046</w:t>
+              <w:t>3,935</w:t>
             </w:r>
           </w:p>
         </w:tc>
@@ -1498,7 +1498,7 @@
           </w:tcPr>
           <w:p>
             <w:r>
-              <w:t>0,112</w:t>
+              <w:t>0,110</w:t>
             </w:r>
           </w:p>
         </w:tc>
@@ -1508,7 +1508,7 @@
           </w:tcPr>
           <w:p>
             <w:r>
-              <w:t>1,181</w:t>
+              <w:t>1,163</w:t>
             </w:r>
           </w:p>
         </w:tc>
@@ -1518,7 +1518,7 @@
           </w:tcPr>
           <w:p>
             <w:r>
-              <w:t>3,937</w:t>
+              <w:t>3,987</w:t>
             </w:r>
           </w:p>
         </w:tc>
@@ -1560,7 +1560,7 @@
           </w:tcPr>
           <w:p>
             <w:r>
-              <w:t>0,065</w:t>
+              <w:t>0,069</w:t>
             </w:r>
           </w:p>
         </w:tc>
@@ -1570,7 +1570,7 @@
           </w:tcPr>
           <w:p>
             <w:r>
-              <w:t>1,003</w:t>
+              <w:t>1,007</w:t>
             </w:r>
           </w:p>
         </w:tc>
@@ -1580,7 +1580,7 @@
           </w:tcPr>
           <w:p>
             <w:r>
-              <w:t>3,593</w:t>
+              <w:t>3,658</w:t>
             </w:r>
           </w:p>
         </w:tc>
@@ -1632,7 +1632,7 @@
           </w:tcPr>
           <w:p>
             <w:r>
-              <w:t>0,833</w:t>
+              <w:t>0,822</w:t>
             </w:r>
           </w:p>
         </w:tc>
@@ -1642,7 +1642,7 @@
           </w:tcPr>
           <w:p>
             <w:r>
-              <w:t>3,503</w:t>
+              <w:t>3,456</w:t>
             </w:r>
           </w:p>
         </w:tc>
@@ -1684,7 +1684,7 @@
           </w:tcPr>
           <w:p>
             <w:r>
-              <w:t>0,041</w:t>
+              <w:t>0,040</w:t>
             </w:r>
           </w:p>
         </w:tc>
@@ -1694,7 +1694,7 @@
           </w:tcPr>
           <w:p>
             <w:r>
-              <w:t>0,807</w:t>
+              <w:t>0,825</w:t>
             </w:r>
           </w:p>
         </w:tc>
@@ -1704,7 +1704,7 @@
           </w:tcPr>
           <w:p>
             <w:r>
-              <w:t>3,219</w:t>
+              <w:t>3,228</w:t>
             </w:r>
           </w:p>
         </w:tc>
@@ -1714,7 +1714,7 @@
           </w:tcPr>
           <w:p>
             <w:r>
-              <w:t>5.3</w:t>
+              <w:t>5.4</w:t>
             </w:r>
           </w:p>
         </w:tc>
@@ -1756,7 +1756,7 @@
           </w:tcPr>
           <w:p>
             <w:r>
-              <w:t>0,704</w:t>
+              <w:t>0,707</w:t>
             </w:r>
           </w:p>
         </w:tc>
@@ -1766,7 +1766,7 @@
           </w:tcPr>
           <w:p>
             <w:r>
-              <w:t>2,780</w:t>
+              <w:t>2,727</w:t>
             </w:r>
           </w:p>
         </w:tc>
@@ -1776,7 +1776,7 @@
           </w:tcPr>
           <w:p>
             <w:r>
-              <w:t>5.3</w:t>
+              <w:t>5.4</w:t>
             </w:r>
           </w:p>
         </w:tc>
@@ -1818,7 +1818,7 @@
           </w:tcPr>
           <w:p>
             <w:r>
-              <w:t>0,410</w:t>
+              <w:t>0,396</w:t>
             </w:r>
           </w:p>
         </w:tc>
@@ -1828,7 +1828,7 @@
           </w:tcPr>
           <w:p>
             <w:r>
-              <w:t>2,657</w:t>
+              <w:t>2,692</w:t>
             </w:r>
           </w:p>
         </w:tc>
@@ -1880,7 +1880,7 @@
           </w:tcPr>
           <w:p>
             <w:r>
-              <w:t>0,571</w:t>
+              <w:t>0,592</w:t>
             </w:r>
           </w:p>
         </w:tc>
@@ -1890,7 +1890,7 @@
           </w:tcPr>
           <w:p>
             <w:r>
-              <w:t>2,537</w:t>
+              <w:t>2,478</w:t>
             </w:r>
           </w:p>
         </w:tc>
@@ -1932,7 +1932,7 @@
           </w:tcPr>
           <w:p>
             <w:r>
-              <w:t>0,007</w:t>
+              <w:t>0,006</w:t>
             </w:r>
           </w:p>
         </w:tc>
@@ -1952,7 +1952,7 @@
           </w:tcPr>
           <w:p>
             <w:r>
-              <w:t>2,630</w:t>
+              <w:t>2,635</w:t>
             </w:r>
           </w:p>
         </w:tc>
@@ -1994,7 +1994,7 @@
           </w:tcPr>
           <w:p>
             <w:r>
-              <w:t>0,022</w:t>
+              <w:t>0,021</w:t>
             </w:r>
           </w:p>
         </w:tc>
@@ -2004,7 +2004,7 @@
           </w:tcPr>
           <w:p>
             <w:r>
-              <w:t>0,290</w:t>
+              <w:t>0,278</w:t>
             </w:r>
           </w:p>
         </w:tc>
@@ -2014,7 +2014,7 @@
           </w:tcPr>
           <w:p>
             <w:r>
-              <w:t>1,675</w:t>
+              <w:t>1,718</w:t>
             </w:r>
           </w:p>
         </w:tc>
@@ -2056,7 +2056,7 @@
           </w:tcPr>
           <w:p>
             <w:r>
-              <w:t>0,003</w:t>
+              <w:t>0,004</w:t>
             </w:r>
           </w:p>
         </w:tc>
@@ -2066,7 +2066,7 @@
           </w:tcPr>
           <w:p>
             <w:r>
-              <w:t>0,473</w:t>
+              <w:t>0,451</w:t>
             </w:r>
           </w:p>
         </w:tc>
@@ -2076,7 +2076,7 @@
           </w:tcPr>
           <w:p>
             <w:r>
-              <w:t>1,768</w:t>
+              <w:t>1,756</w:t>
             </w:r>
           </w:p>
         </w:tc>
@@ -2086,7 +2086,7 @@
           </w:tcPr>
           <w:p>
             <w:r>
-              <w:t>4.9</w:t>
+              <w:t>4.8</w:t>
             </w:r>
           </w:p>
         </w:tc>
@@ -2118,7 +2118,7 @@
           </w:tcPr>
           <w:p>
             <w:r>
-              <w:t>0,024</w:t>
+              <w:t>0,018</w:t>
             </w:r>
           </w:p>
         </w:tc>
@@ -2128,7 +2128,7 @@
           </w:tcPr>
           <w:p>
             <w:r>
-              <w:t>1,198</w:t>
+              <w:t>1,173</w:t>
             </w:r>
           </w:p>
         </w:tc>
@@ -2138,7 +2138,7 @@
           </w:tcPr>
           <w:p>
             <w:r>
-              <w:t>2,628</w:t>
+              <w:t>2,666</w:t>
             </w:r>
           </w:p>
         </w:tc>
@@ -2148,7 +2148,7 @@
           </w:tcPr>
           <w:p>
             <w:r>
-              <w:t>6.3</w:t>
+              <w:t>6.4</w:t>
             </w:r>
           </w:p>
         </w:tc>
@@ -2180,7 +2180,7 @@
           </w:tcPr>
           <w:p>
             <w:r>
-              <w:t>0,262</w:t>
+              <w:t>0,256</w:t>
             </w:r>
           </w:p>
         </w:tc>
@@ -2190,7 +2190,7 @@
           </w:tcPr>
           <w:p>
             <w:r>
-              <w:t>2,444</w:t>
+              <w:t>2,478</w:t>
             </w:r>
           </w:p>
         </w:tc>
@@ -2200,7 +2200,7 @@
           </w:tcPr>
           <w:p>
             <w:r>
-              <w:t>4,264</w:t>
+              <w:t>4,295</w:t>
             </w:r>
           </w:p>
         </w:tc>
@@ -2210,7 +2210,7 @@
           </w:tcPr>
           <w:p>
             <w:r>
-              <w:t>7.8</w:t>
+              <w:t>7.9</w:t>
             </w:r>
           </w:p>
         </w:tc>
@@ -2242,7 +2242,7 @@
           </w:tcPr>
           <w:p>
             <w:r>
-              <w:t>1,081</w:t>
+              <w:t>1,052</w:t>
             </w:r>
           </w:p>
         </w:tc>
@@ -2252,7 +2252,7 @@
           </w:tcPr>
           <w:p>
             <w:r>
-              <w:t>3,355</w:t>
+              <w:t>3,388</w:t>
             </w:r>
           </w:p>
         </w:tc>
@@ -2262,7 +2262,7 @@
           </w:tcPr>
           <w:p>
             <w:r>
-              <w:t>4,926</w:t>
+              <w:t>4,935</w:t>
             </w:r>
           </w:p>
         </w:tc>
@@ -2272,7 +2272,7 @@
           </w:tcPr>
           <w:p>
             <w:r>
-              <w:t>9.1 ❄</w:t>
+              <w:t>9.2 ❄</w:t>
             </w:r>
           </w:p>
         </w:tc>
@@ -2304,7 +2304,7 @@
           </w:tcPr>
           <w:p>
             <w:r>
-              <w:t>3,179</w:t>
+              <w:t>3,184</w:t>
             </w:r>
           </w:p>
         </w:tc>
@@ -2314,7 +2314,7 @@
           </w:tcPr>
           <w:p>
             <w:r>
-              <w:t>4,652</w:t>
+              <w:t>4,662</w:t>
             </w:r>
           </w:p>
         </w:tc>
@@ -2324,7 +2324,7 @@
           </w:tcPr>
           <w:p>
             <w:r>
-              <w:t>4,976</w:t>
+              <w:t>4,978</w:t>
             </w:r>
           </w:p>
         </w:tc>
@@ -2334,7 +2334,7 @@
           </w:tcPr>
           <w:p>
             <w:r>
-              <w:t>10.9 ❄</w:t>
+              <w:t>11.0 ❄</w:t>
             </w:r>
           </w:p>
         </w:tc>
@@ -2366,7 +2366,7 @@
           </w:tcPr>
           <w:p>
             <w:r>
-              <w:t>3,328</w:t>
+              <w:t>3,324</w:t>
             </w:r>
           </w:p>
         </w:tc>
@@ -2376,7 +2376,7 @@
           </w:tcPr>
           <w:p>
             <w:r>
-              <w:t>4,762</w:t>
+              <w:t>4,750</w:t>
             </w:r>
           </w:p>
         </w:tc>
@@ -2386,7 +2386,7 @@
           </w:tcPr>
           <w:p>
             <w:r>
-              <w:t>4,989</w:t>
+              <w:t>4,983</w:t>
             </w:r>
           </w:p>
         </w:tc>
@@ -2431,7 +2431,7 @@
         <w:pStyle w:val="ListBullet"/>
       </w:pPr>
       <w:r>
-        <w:t>резкий рост на 3.45 МВт за 3 ч к 22:00</w:t>
+        <w:t>резкий рост на 3.49 МВт за 3 ч к 22:00</w:t>
       </w:r>
     </w:p>
     <w:p>
@@ -2568,7 +2568,7 @@
           </w:tcPr>
           <w:p>
             <w:r>
-              <w:t>0,568</w:t>
+              <w:t>0,544</w:t>
             </w:r>
           </w:p>
         </w:tc>
@@ -2578,7 +2578,7 @@
           </w:tcPr>
           <w:p>
             <w:r>
-              <w:t>1,091 → 1,659</w:t>
+              <w:t>1,099 → 1,643</w:t>
             </w:r>
           </w:p>
         </w:tc>
@@ -2630,7 +2630,7 @@
           </w:tcPr>
           <w:p>
             <w:r>
-              <w:t>0,751</w:t>
+              <w:t>0,692</w:t>
             </w:r>
           </w:p>
         </w:tc>
@@ -2640,7 +2640,7 @@
           </w:tcPr>
           <w:p>
             <w:r>
-              <w:t>1,166 → 1,917</w:t>
+              <w:t>1,173 → 1,865</w:t>
             </w:r>
           </w:p>
         </w:tc>
@@ -2692,7 +2692,7 @@
           </w:tcPr>
           <w:p>
             <w:r>
-              <w:t>1,185</w:t>
+              <w:t>1,180</w:t>
             </w:r>
           </w:p>
         </w:tc>
@@ -2702,7 +2702,7 @@
           </w:tcPr>
           <w:p>
             <w:r>
-              <w:t>1,411 → 2,596</w:t>
+              <w:t>1,386 → 2,566</w:t>
             </w:r>
           </w:p>
         </w:tc>
@@ -2754,7 +2754,7 @@
           </w:tcPr>
           <w:p>
             <w:r>
-              <w:t>0,553</w:t>
+              <w:t>0,545</w:t>
             </w:r>
           </w:p>
         </w:tc>
@@ -2764,7 +2764,7 @@
           </w:tcPr>
           <w:p>
             <w:r>
-              <w:t>1,542 → 2,095</w:t>
+              <w:t>1,562 → 2,107</w:t>
             </w:r>
           </w:p>
         </w:tc>

--- a/artifacts/bids/2026-02-04/zayavka_2026-02-04.docx
+++ b/artifacts/bids/2026-02-04/zayavka_2026-02-04.docx
@@ -254,7 +254,7 @@
               <w:jc w:val="right"/>
             </w:pPr>
             <w:r>
-              <w:t>1,381</w:t>
+              <w:t>1,440</w:t>
             </w:r>
           </w:p>
         </w:tc>
@@ -277,7 +277,7 @@
               <w:jc w:val="right"/>
             </w:pPr>
             <w:r>
-              <w:t>0,825</w:t>
+              <w:t>0,887</w:t>
             </w:r>
           </w:p>
         </w:tc>
@@ -302,7 +302,7 @@
               <w:jc w:val="right"/>
             </w:pPr>
             <w:r>
-              <w:t>1,099</w:t>
+              <w:t>1,103</w:t>
             </w:r>
           </w:p>
         </w:tc>
@@ -325,7 +325,7 @@
               <w:jc w:val="right"/>
             </w:pPr>
             <w:r>
-              <w:t>0,707</w:t>
+              <w:t>0,735</w:t>
             </w:r>
           </w:p>
         </w:tc>
@@ -350,7 +350,7 @@
               <w:jc w:val="right"/>
             </w:pPr>
             <w:r>
-              <w:t>1,111</w:t>
+              <w:t>1,135</w:t>
             </w:r>
           </w:p>
         </w:tc>
@@ -373,7 +373,7 @@
               <w:jc w:val="right"/>
             </w:pPr>
             <w:r>
-              <w:t>0,396</w:t>
+              <w:t>0,364</w:t>
             </w:r>
           </w:p>
         </w:tc>
@@ -398,7 +398,7 @@
               <w:jc w:val="right"/>
             </w:pPr>
             <w:r>
-              <w:t>1,201</w:t>
+              <w:t>1,221</w:t>
             </w:r>
           </w:p>
         </w:tc>
@@ -421,7 +421,7 @@
               <w:jc w:val="right"/>
             </w:pPr>
             <w:r>
-              <w:t>0,592</w:t>
+              <w:t>0,590</w:t>
             </w:r>
           </w:p>
         </w:tc>
@@ -446,7 +446,7 @@
               <w:jc w:val="right"/>
             </w:pPr>
             <w:r>
-              <w:t>1,198</w:t>
+              <w:t>1,153</w:t>
             </w:r>
           </w:p>
         </w:tc>
@@ -469,7 +469,7 @@
               <w:jc w:val="right"/>
             </w:pPr>
             <w:r>
-              <w:t>0,662</w:t>
+              <w:t>0,706</w:t>
             </w:r>
           </w:p>
         </w:tc>
@@ -494,7 +494,7 @@
               <w:jc w:val="right"/>
             </w:pPr>
             <w:r>
-              <w:t>1,173</w:t>
+              <w:t>1,087</w:t>
             </w:r>
           </w:p>
         </w:tc>
@@ -517,7 +517,7 @@
               <w:jc w:val="right"/>
             </w:pPr>
             <w:r>
-              <w:t>0,278</w:t>
+              <w:t>0,271</w:t>
             </w:r>
           </w:p>
         </w:tc>
@@ -542,7 +542,7 @@
               <w:jc w:val="right"/>
             </w:pPr>
             <w:r>
-              <w:t>1,386</w:t>
+              <w:t>1,317</w:t>
             </w:r>
           </w:p>
         </w:tc>
@@ -565,7 +565,7 @@
               <w:jc w:val="right"/>
             </w:pPr>
             <w:r>
-              <w:t>0,451</w:t>
+              <w:t>0,474</w:t>
             </w:r>
           </w:p>
         </w:tc>
@@ -590,7 +590,7 @@
               <w:jc w:val="right"/>
             </w:pPr>
             <w:r>
-              <w:t>1,562</w:t>
+              <w:t>1,601</w:t>
             </w:r>
           </w:p>
         </w:tc>
@@ -613,7 +613,7 @@
               <w:jc w:val="right"/>
             </w:pPr>
             <w:r>
-              <w:t>1,173</w:t>
+              <w:t>1,242</w:t>
             </w:r>
           </w:p>
         </w:tc>
@@ -638,7 +638,7 @@
               <w:jc w:val="right"/>
             </w:pPr>
             <w:r>
-              <w:t>1,234</w:t>
+              <w:t>1,260</w:t>
             </w:r>
           </w:p>
         </w:tc>
@@ -661,7 +661,7 @@
               <w:jc w:val="right"/>
             </w:pPr>
             <w:r>
-              <w:t>2,478</w:t>
+              <w:t>2,630</w:t>
             </w:r>
           </w:p>
         </w:tc>
@@ -686,7 +686,7 @@
               <w:jc w:val="right"/>
             </w:pPr>
             <w:r>
-              <w:t>1,163</w:t>
+              <w:t>1,197</w:t>
             </w:r>
           </w:p>
         </w:tc>
@@ -709,7 +709,7 @@
               <w:jc w:val="right"/>
             </w:pPr>
             <w:r>
-              <w:t>3,388</w:t>
+              <w:t>3,421</w:t>
             </w:r>
           </w:p>
         </w:tc>
@@ -734,7 +734,7 @@
               <w:jc w:val="right"/>
             </w:pPr>
             <w:r>
-              <w:t>1,007</w:t>
+              <w:t>1,036</w:t>
             </w:r>
           </w:p>
         </w:tc>
@@ -757,7 +757,7 @@
               <w:jc w:val="right"/>
             </w:pPr>
             <w:r>
-              <w:t>4,662</w:t>
+              <w:t>4,694</w:t>
             </w:r>
           </w:p>
         </w:tc>
@@ -782,7 +782,7 @@
               <w:jc w:val="right"/>
             </w:pPr>
             <w:r>
-              <w:t>0,822</w:t>
+              <w:t>0,836</w:t>
             </w:r>
           </w:p>
         </w:tc>
@@ -805,7 +805,7 @@
               <w:jc w:val="right"/>
             </w:pPr>
             <w:r>
-              <w:t>4,750</w:t>
+              <w:t>4,772</w:t>
             </w:r>
           </w:p>
         </w:tc>
@@ -821,7 +821,7 @@
         <w:rPr>
           <w:b/>
         </w:rPr>
-        <w:t>Итого за сутки: 34,699 МВт·ч.</w:t>
+        <w:t>Итого за сутки: 35,172 МВт·ч.</w:t>
       </w:r>
     </w:p>
     <w:p>
@@ -834,7 +834,7 @@
     </w:p>
     <w:p>
       <w:r>
-        <w:t>Прогноз b986686083a6, сформирован 03.02.2026 05:00 (Астана); модель windcast-0.1.0-cascade+direct; погода: Open-Meteo Previous Runs: ECMWF IFS, ECMWF AIFS, ICON, GFS, UKMO, GEM, CMA, выпуск 2026-02-02 18:00:00 UTC.</w:t>
+        <w:t>Прогноз ce3a5f0fb70a, сформирован 03.02.2026 05:00 (Астана); модель windcast-0.1.0-cascade+cqr; погода: Open-Meteo Previous Runs: ECMWF IFS, ECMWF AIFS, ICON, GFS, UKMO, GEM, CMA, выпуск 2026-02-02 18:00:00 UTC.</w:t>
       </w:r>
     </w:p>
     <w:tbl>
@@ -940,7 +940,7 @@
           </w:tcPr>
           <w:p>
             <w:r>
-              <w:t>0,025</w:t>
+              <w:t>0,000</w:t>
             </w:r>
           </w:p>
         </w:tc>
@@ -950,7 +950,7 @@
           </w:tcPr>
           <w:p>
             <w:r>
-              <w:t>1,381</w:t>
+              <w:t>1,440</w:t>
             </w:r>
           </w:p>
         </w:tc>
@@ -960,7 +960,7 @@
           </w:tcPr>
           <w:p>
             <w:r>
-              <w:t>3,658</w:t>
+              <w:t>3,744</w:t>
             </w:r>
           </w:p>
         </w:tc>
@@ -1002,7 +1002,7 @@
           </w:tcPr>
           <w:p>
             <w:r>
-              <w:t>0,046</w:t>
+              <w:t>0,030</w:t>
             </w:r>
           </w:p>
         </w:tc>
@@ -1012,7 +1012,7 @@
           </w:tcPr>
           <w:p>
             <w:r>
-              <w:t>1,099</w:t>
+              <w:t>1,103</w:t>
             </w:r>
           </w:p>
         </w:tc>
@@ -1022,7 +1022,7 @@
           </w:tcPr>
           <w:p>
             <w:r>
-              <w:t>3,750</w:t>
+              <w:t>3,898</w:t>
             </w:r>
           </w:p>
         </w:tc>
@@ -1064,7 +1064,7 @@
           </w:tcPr>
           <w:p>
             <w:r>
-              <w:t>0,001</w:t>
+              <w:t>0,000</w:t>
             </w:r>
           </w:p>
         </w:tc>
@@ -1074,7 +1074,7 @@
           </w:tcPr>
           <w:p>
             <w:r>
-              <w:t>1,111</w:t>
+              <w:t>1,135</w:t>
             </w:r>
           </w:p>
         </w:tc>
@@ -1084,7 +1084,7 @@
           </w:tcPr>
           <w:p>
             <w:r>
-              <w:t>3,793</w:t>
+              <w:t>3,925</w:t>
             </w:r>
           </w:p>
         </w:tc>
@@ -1126,7 +1126,7 @@
           </w:tcPr>
           <w:p>
             <w:r>
-              <w:t>0,049</w:t>
+              <w:t>0,029</w:t>
             </w:r>
           </w:p>
         </w:tc>
@@ -1136,7 +1136,7 @@
           </w:tcPr>
           <w:p>
             <w:r>
-              <w:t>1,201</w:t>
+              <w:t>1,221</w:t>
             </w:r>
           </w:p>
         </w:tc>
@@ -1146,7 +1146,7 @@
           </w:tcPr>
           <w:p>
             <w:r>
-              <w:t>4,115</w:t>
+              <w:t>4,290</w:t>
             </w:r>
           </w:p>
         </w:tc>
@@ -1188,7 +1188,7 @@
           </w:tcPr>
           <w:p>
             <w:r>
-              <w:t>0,046</w:t>
+              <w:t>0,000</w:t>
             </w:r>
           </w:p>
         </w:tc>
@@ -1198,7 +1198,7 @@
           </w:tcPr>
           <w:p>
             <w:r>
-              <w:t>1,198</w:t>
+              <w:t>1,153</w:t>
             </w:r>
           </w:p>
         </w:tc>
@@ -1208,7 +1208,7 @@
           </w:tcPr>
           <w:p>
             <w:r>
-              <w:t>4,097</w:t>
+              <w:t>4,215</w:t>
             </w:r>
           </w:p>
         </w:tc>
@@ -1250,7 +1250,7 @@
           </w:tcPr>
           <w:p>
             <w:r>
-              <w:t>0,091</w:t>
+              <w:t>0,015</w:t>
             </w:r>
           </w:p>
         </w:tc>
@@ -1260,7 +1260,7 @@
           </w:tcPr>
           <w:p>
             <w:r>
-              <w:t>1,173</w:t>
+              <w:t>1,087</w:t>
             </w:r>
           </w:p>
         </w:tc>
@@ -1270,7 +1270,7 @@
           </w:tcPr>
           <w:p>
             <w:r>
-              <w:t>4,025</w:t>
+              <w:t>4,130</w:t>
             </w:r>
           </w:p>
         </w:tc>
@@ -1312,7 +1312,7 @@
           </w:tcPr>
           <w:p>
             <w:r>
-              <w:t>0,127</w:t>
+              <w:t>0,069</w:t>
             </w:r>
           </w:p>
         </w:tc>
@@ -1322,7 +1322,7 @@
           </w:tcPr>
           <w:p>
             <w:r>
-              <w:t>1,386</w:t>
+              <w:t>1,317</w:t>
             </w:r>
           </w:p>
         </w:tc>
@@ -1332,7 +1332,7 @@
           </w:tcPr>
           <w:p>
             <w:r>
-              <w:t>4,067</w:t>
+              <w:t>4,143</w:t>
             </w:r>
           </w:p>
         </w:tc>
@@ -1374,7 +1374,7 @@
           </w:tcPr>
           <w:p>
             <w:r>
-              <w:t>0,089</w:t>
+              <w:t>0,046</w:t>
             </w:r>
           </w:p>
         </w:tc>
@@ -1384,7 +1384,7 @@
           </w:tcPr>
           <w:p>
             <w:r>
-              <w:t>1,562</w:t>
+              <w:t>1,601</w:t>
             </w:r>
           </w:p>
         </w:tc>
@@ -1394,7 +1394,7 @@
           </w:tcPr>
           <w:p>
             <w:r>
-              <w:t>3,954</w:t>
+              <w:t>4,029</w:t>
             </w:r>
           </w:p>
         </w:tc>
@@ -1436,7 +1436,7 @@
           </w:tcPr>
           <w:p>
             <w:r>
-              <w:t>0,047</w:t>
+              <w:t>0,000</w:t>
             </w:r>
           </w:p>
         </w:tc>
@@ -1446,7 +1446,7 @@
           </w:tcPr>
           <w:p>
             <w:r>
-              <w:t>1,234</w:t>
+              <w:t>1,260</w:t>
             </w:r>
           </w:p>
         </w:tc>
@@ -1456,7 +1456,7 @@
           </w:tcPr>
           <w:p>
             <w:r>
-              <w:t>3,935</w:t>
+              <w:t>3,971</w:t>
             </w:r>
           </w:p>
         </w:tc>
@@ -1498,7 +1498,7 @@
           </w:tcPr>
           <w:p>
             <w:r>
-              <w:t>0,110</w:t>
+              <w:t>0,053</w:t>
             </w:r>
           </w:p>
         </w:tc>
@@ -1508,7 +1508,7 @@
           </w:tcPr>
           <w:p>
             <w:r>
-              <w:t>1,163</w:t>
+              <w:t>1,197</w:t>
             </w:r>
           </w:p>
         </w:tc>
@@ -1518,7 +1518,7 @@
           </w:tcPr>
           <w:p>
             <w:r>
-              <w:t>3,987</w:t>
+              <w:t>4,087</w:t>
             </w:r>
           </w:p>
         </w:tc>
@@ -1560,7 +1560,7 @@
           </w:tcPr>
           <w:p>
             <w:r>
-              <w:t>0,069</w:t>
+              <w:t>0,032</w:t>
             </w:r>
           </w:p>
         </w:tc>
@@ -1570,7 +1570,7 @@
           </w:tcPr>
           <w:p>
             <w:r>
-              <w:t>1,007</w:t>
+              <w:t>1,036</w:t>
             </w:r>
           </w:p>
         </w:tc>
@@ -1580,7 +1580,7 @@
           </w:tcPr>
           <w:p>
             <w:r>
-              <w:t>3,658</w:t>
+              <w:t>3,708</w:t>
             </w:r>
           </w:p>
         </w:tc>
@@ -1622,7 +1622,7 @@
           </w:tcPr>
           <w:p>
             <w:r>
-              <w:t>0,019</w:t>
+              <w:t>0,000</w:t>
             </w:r>
           </w:p>
         </w:tc>
@@ -1632,7 +1632,7 @@
           </w:tcPr>
           <w:p>
             <w:r>
-              <w:t>0,822</w:t>
+              <w:t>0,836</w:t>
             </w:r>
           </w:p>
         </w:tc>
@@ -1642,7 +1642,7 @@
           </w:tcPr>
           <w:p>
             <w:r>
-              <w:t>3,456</w:t>
+              <w:t>3,514</w:t>
             </w:r>
           </w:p>
         </w:tc>
@@ -1684,7 +1684,7 @@
           </w:tcPr>
           <w:p>
             <w:r>
-              <w:t>0,040</w:t>
+              <w:t>0,029</w:t>
             </w:r>
           </w:p>
         </w:tc>
@@ -1694,7 +1694,7 @@
           </w:tcPr>
           <w:p>
             <w:r>
-              <w:t>0,825</w:t>
+              <w:t>0,887</w:t>
             </w:r>
           </w:p>
         </w:tc>
@@ -1704,7 +1704,7 @@
           </w:tcPr>
           <w:p>
             <w:r>
-              <w:t>3,228</w:t>
+              <w:t>3,252</w:t>
             </w:r>
           </w:p>
         </w:tc>
@@ -1746,7 +1746,7 @@
           </w:tcPr>
           <w:p>
             <w:r>
-              <w:t>0,007</w:t>
+              <w:t>0,000</w:t>
             </w:r>
           </w:p>
         </w:tc>
@@ -1756,7 +1756,7 @@
           </w:tcPr>
           <w:p>
             <w:r>
-              <w:t>0,707</w:t>
+              <w:t>0,735</w:t>
             </w:r>
           </w:p>
         </w:tc>
@@ -1766,7 +1766,7 @@
           </w:tcPr>
           <w:p>
             <w:r>
-              <w:t>2,727</w:t>
+              <w:t>2,716</w:t>
             </w:r>
           </w:p>
         </w:tc>
@@ -1818,7 +1818,7 @@
           </w:tcPr>
           <w:p>
             <w:r>
-              <w:t>0,396</w:t>
+              <w:t>0,364</w:t>
             </w:r>
           </w:p>
         </w:tc>
@@ -1828,7 +1828,7 @@
           </w:tcPr>
           <w:p>
             <w:r>
-              <w:t>2,692</w:t>
+              <w:t>2,760</w:t>
             </w:r>
           </w:p>
         </w:tc>
@@ -1880,7 +1880,7 @@
           </w:tcPr>
           <w:p>
             <w:r>
-              <w:t>0,592</w:t>
+              <w:t>0,590</w:t>
             </w:r>
           </w:p>
         </w:tc>
@@ -1890,7 +1890,7 @@
           </w:tcPr>
           <w:p>
             <w:r>
-              <w:t>2,478</w:t>
+              <w:t>2,455</w:t>
             </w:r>
           </w:p>
         </w:tc>
@@ -1932,7 +1932,7 @@
           </w:tcPr>
           <w:p>
             <w:r>
-              <w:t>0,006</w:t>
+              <w:t>0,000</w:t>
             </w:r>
           </w:p>
         </w:tc>
@@ -1942,7 +1942,7 @@
           </w:tcPr>
           <w:p>
             <w:r>
-              <w:t>0,662</w:t>
+              <w:t>0,706</w:t>
             </w:r>
           </w:p>
         </w:tc>
@@ -1952,7 +1952,7 @@
           </w:tcPr>
           <w:p>
             <w:r>
-              <w:t>2,635</w:t>
+              <w:t>2,731</w:t>
             </w:r>
           </w:p>
         </w:tc>
@@ -1994,7 +1994,7 @@
           </w:tcPr>
           <w:p>
             <w:r>
-              <w:t>0,021</w:t>
+              <w:t>0,027</w:t>
             </w:r>
           </w:p>
         </w:tc>
@@ -2004,7 +2004,7 @@
           </w:tcPr>
           <w:p>
             <w:r>
-              <w:t>0,278</w:t>
+              <w:t>0,271</w:t>
             </w:r>
           </w:p>
         </w:tc>
@@ -2014,7 +2014,7 @@
           </w:tcPr>
           <w:p>
             <w:r>
-              <w:t>1,718</w:t>
+              <w:t>1,796</w:t>
             </w:r>
           </w:p>
         </w:tc>
@@ -2056,7 +2056,7 @@
           </w:tcPr>
           <w:p>
             <w:r>
-              <w:t>0,004</w:t>
+              <w:t>0,006</w:t>
             </w:r>
           </w:p>
         </w:tc>
@@ -2066,7 +2066,7 @@
           </w:tcPr>
           <w:p>
             <w:r>
-              <w:t>0,451</w:t>
+              <w:t>0,474</w:t>
             </w:r>
           </w:p>
         </w:tc>
@@ -2076,7 +2076,7 @@
           </w:tcPr>
           <w:p>
             <w:r>
-              <w:t>1,756</w:t>
+              <w:t>1,778</w:t>
             </w:r>
           </w:p>
         </w:tc>
@@ -2118,7 +2118,7 @@
           </w:tcPr>
           <w:p>
             <w:r>
-              <w:t>0,018</w:t>
+              <w:t>0,000</w:t>
             </w:r>
           </w:p>
         </w:tc>
@@ -2128,7 +2128,7 @@
           </w:tcPr>
           <w:p>
             <w:r>
-              <w:t>1,173</w:t>
+              <w:t>1,242</w:t>
             </w:r>
           </w:p>
         </w:tc>
@@ -2138,7 +2138,7 @@
           </w:tcPr>
           <w:p>
             <w:r>
-              <w:t>2,666</w:t>
+              <w:t>2,703</w:t>
             </w:r>
           </w:p>
         </w:tc>
@@ -2180,7 +2180,7 @@
           </w:tcPr>
           <w:p>
             <w:r>
-              <w:t>0,256</w:t>
+              <w:t>0,191</w:t>
             </w:r>
           </w:p>
         </w:tc>
@@ -2190,7 +2190,7 @@
           </w:tcPr>
           <w:p>
             <w:r>
-              <w:t>2,478</w:t>
+              <w:t>2,630</w:t>
             </w:r>
           </w:p>
         </w:tc>
@@ -2200,7 +2200,7 @@
           </w:tcPr>
           <w:p>
             <w:r>
-              <w:t>4,295</w:t>
+              <w:t>4,446</w:t>
             </w:r>
           </w:p>
         </w:tc>
@@ -2242,7 +2242,7 @@
           </w:tcPr>
           <w:p>
             <w:r>
-              <w:t>1,052</w:t>
+              <w:t>0,936</w:t>
             </w:r>
           </w:p>
         </w:tc>
@@ -2252,7 +2252,7 @@
           </w:tcPr>
           <w:p>
             <w:r>
-              <w:t>3,388</w:t>
+              <w:t>3,421</w:t>
             </w:r>
           </w:p>
         </w:tc>
@@ -2262,7 +2262,7 @@
           </w:tcPr>
           <w:p>
             <w:r>
-              <w:t>4,935</w:t>
+              <w:t>4,997</w:t>
             </w:r>
           </w:p>
         </w:tc>
@@ -2304,7 +2304,7 @@
           </w:tcPr>
           <w:p>
             <w:r>
-              <w:t>3,184</w:t>
+              <w:t>3,497</w:t>
             </w:r>
           </w:p>
         </w:tc>
@@ -2314,7 +2314,7 @@
           </w:tcPr>
           <w:p>
             <w:r>
-              <w:t>4,662</w:t>
+              <w:t>4,694</w:t>
             </w:r>
           </w:p>
         </w:tc>
@@ -2324,7 +2324,7 @@
           </w:tcPr>
           <w:p>
             <w:r>
-              <w:t>4,978</w:t>
+              <w:t>4,976</w:t>
             </w:r>
           </w:p>
         </w:tc>
@@ -2366,7 +2366,7 @@
           </w:tcPr>
           <w:p>
             <w:r>
-              <w:t>3,324</w:t>
+              <w:t>3,571</w:t>
             </w:r>
           </w:p>
         </w:tc>
@@ -2376,7 +2376,7 @@
           </w:tcPr>
           <w:p>
             <w:r>
-              <w:t>4,750</w:t>
+              <w:t>4,772</w:t>
             </w:r>
           </w:p>
         </w:tc>
@@ -2386,7 +2386,7 @@
           </w:tcPr>
           <w:p>
             <w:r>
-              <w:t>4,983</w:t>
+              <w:t>5,000</w:t>
             </w:r>
           </w:p>
         </w:tc>
@@ -2431,7 +2431,7 @@
         <w:pStyle w:val="ListBullet"/>
       </w:pPr>
       <w:r>
-        <w:t>резкий рост на 3.49 МВт за 3 ч к 22:00</w:t>
+        <w:t>резкий рост на 3.45 МВт за 3 ч к 22:00</w:t>
       </w:r>
     </w:p>
     <w:p>
@@ -2568,7 +2568,7 @@
           </w:tcPr>
           <w:p>
             <w:r>
-              <w:t>0,544</w:t>
+              <w:t>0,542</w:t>
             </w:r>
           </w:p>
         </w:tc>
@@ -2578,7 +2578,7 @@
           </w:tcPr>
           <w:p>
             <w:r>
-              <w:t>1,099 → 1,643</w:t>
+              <w:t>1,103 → 1,645</w:t>
             </w:r>
           </w:p>
         </w:tc>
@@ -2630,7 +2630,7 @@
           </w:tcPr>
           <w:p>
             <w:r>
-              <w:t>0,692</w:t>
+              <w:t>0,758</w:t>
             </w:r>
           </w:p>
         </w:tc>
@@ -2640,7 +2640,7 @@
           </w:tcPr>
           <w:p>
             <w:r>
-              <w:t>1,173 → 1,865</w:t>
+              <w:t>1,087 → 1,845</w:t>
             </w:r>
           </w:p>
         </w:tc>
@@ -2692,7 +2692,7 @@
           </w:tcPr>
           <w:p>
             <w:r>
-              <w:t>1,180</w:t>
+              <w:t>1,278</w:t>
             </w:r>
           </w:p>
         </w:tc>
@@ -2702,7 +2702,7 @@
           </w:tcPr>
           <w:p>
             <w:r>
-              <w:t>1,386 → 2,566</w:t>
+              <w:t>1,317 → 2,595</w:t>
             </w:r>
           </w:p>
         </w:tc>
@@ -2754,7 +2754,7 @@
           </w:tcPr>
           <w:p>
             <w:r>
-              <w:t>0,545</w:t>
+              <w:t>0,530</w:t>
             </w:r>
           </w:p>
         </w:tc>
@@ -2764,7 +2764,7 @@
           </w:tcPr>
           <w:p>
             <w:r>
-              <w:t>1,562 → 2,107</w:t>
+              <w:t>1,601 → 2,131</w:t>
             </w:r>
           </w:p>
         </w:tc>
